--- a/site/files/between-potential-and-ideal-en.docx
+++ b/site/files/between-potential-and-ideal-en.docx
@@ -35830,6 +35830,18 @@
     <w:bookmarkEnd w:id="224"/>
     <w:bookmarkEnd w:id="225"/>
     <w:bookmarkEnd w:id="226"/>
+    <w:p>
+      <w:r>
+        <w:t xml:space="preserve">---</w:t>
+      </w:r>
+    </w:p>
+    <w:p>
+      <w:r>
+        <w:t xml:space="preserve">---
+Short methodological clarification: When this document uses terms from mathematics, physics, computer science, logic, or artificial intelligence, they should be read according to their stated context: sometimes as structural metaphor, sometimes as a reading model, and only as a formal claim when explicitly presented as such. The use of a scientific term should not be treated as a scientific or metaphysical proof by itself.
+</w:t>
+      </w:r>
+    </w:p>
     <w:sectPr>
       <w:footnotePr>
         <w:numRestart w:val="eachSect"/>
